--- a/klagomål/A 2517-2025 FSC-klagomål.docx
+++ b/klagomål/A 2517-2025 FSC-klagomål.docx
@@ -840,7 +840,7 @@
     <w:r>
       <w:tab/>
       <w:tab/>
-      <w:t>2025-02-09</w:t>
+      <w:t>2025-02-10</w:t>
       <w:br/>
       <w:br/>
     </w:r>

--- a/klagomål/A 2517-2025 FSC-klagomål.docx
+++ b/klagomål/A 2517-2025 FSC-klagomål.docx
@@ -840,7 +840,7 @@
     <w:r>
       <w:tab/>
       <w:tab/>
-      <w:t>2025-02-10</w:t>
+      <w:t>2025-02-11</w:t>
       <w:br/>
       <w:br/>
     </w:r>

--- a/klagomål/A 2517-2025 FSC-klagomål.docx
+++ b/klagomål/A 2517-2025 FSC-klagomål.docx
@@ -840,7 +840,7 @@
     <w:r>
       <w:tab/>
       <w:tab/>
-      <w:t>2025-02-11</w:t>
+      <w:t>2025-02-12</w:t>
       <w:br/>
       <w:br/>
     </w:r>

--- a/klagomål/A 2517-2025 FSC-klagomål.docx
+++ b/klagomål/A 2517-2025 FSC-klagomål.docx
@@ -840,7 +840,7 @@
     <w:r>
       <w:tab/>
       <w:tab/>
-      <w:t>2025-02-12</w:t>
+      <w:t>2025-02-13</w:t>
       <w:br/>
       <w:br/>
     </w:r>

--- a/klagomål/A 2517-2025 FSC-klagomål.docx
+++ b/klagomål/A 2517-2025 FSC-klagomål.docx
@@ -840,7 +840,7 @@
     <w:r>
       <w:tab/>
       <w:tab/>
-      <w:t>2025-02-13</w:t>
+      <w:t>2025-02-14</w:t>
       <w:br/>
       <w:br/>
     </w:r>

--- a/klagomål/A 2517-2025 FSC-klagomål.docx
+++ b/klagomål/A 2517-2025 FSC-klagomål.docx
@@ -840,7 +840,7 @@
     <w:r>
       <w:tab/>
       <w:tab/>
-      <w:t>2025-02-14</w:t>
+      <w:t>2025-02-15</w:t>
       <w:br/>
       <w:br/>
     </w:r>

--- a/klagomål/A 2517-2025 FSC-klagomål.docx
+++ b/klagomål/A 2517-2025 FSC-klagomål.docx
@@ -840,7 +840,7 @@
     <w:r>
       <w:tab/>
       <w:tab/>
-      <w:t>2025-02-15</w:t>
+      <w:t>2025-02-16</w:t>
       <w:br/>
       <w:br/>
     </w:r>

--- a/klagomål/A 2517-2025 FSC-klagomål.docx
+++ b/klagomål/A 2517-2025 FSC-klagomål.docx
@@ -840,7 +840,7 @@
     <w:r>
       <w:tab/>
       <w:tab/>
-      <w:t>2025-02-16</w:t>
+      <w:t>2025-02-17</w:t>
       <w:br/>
       <w:br/>
     </w:r>

--- a/klagomål/A 2517-2025 FSC-klagomål.docx
+++ b/klagomål/A 2517-2025 FSC-klagomål.docx
@@ -840,7 +840,7 @@
     <w:r>
       <w:tab/>
       <w:tab/>
-      <w:t>2025-02-17</w:t>
+      <w:t>2025-02-18</w:t>
       <w:br/>
       <w:br/>
     </w:r>

--- a/klagomål/A 2517-2025 FSC-klagomål.docx
+++ b/klagomål/A 2517-2025 FSC-klagomål.docx
@@ -840,7 +840,7 @@
     <w:r>
       <w:tab/>
       <w:tab/>
-      <w:t>2025-02-18</w:t>
+      <w:t>2025-02-19</w:t>
       <w:br/>
       <w:br/>
     </w:r>

--- a/klagomål/A 2517-2025 FSC-klagomål.docx
+++ b/klagomål/A 2517-2025 FSC-klagomål.docx
@@ -840,7 +840,7 @@
     <w:r>
       <w:tab/>
       <w:tab/>
-      <w:t>2025-02-19</w:t>
+      <w:t>2025-02-20</w:t>
       <w:br/>
       <w:br/>
     </w:r>

--- a/klagomål/A 2517-2025 FSC-klagomål.docx
+++ b/klagomål/A 2517-2025 FSC-klagomål.docx
@@ -840,7 +840,7 @@
     <w:r>
       <w:tab/>
       <w:tab/>
-      <w:t>2025-02-20</w:t>
+      <w:t>2025-02-21</w:t>
       <w:br/>
       <w:br/>
     </w:r>

--- a/klagomål/A 2517-2025 FSC-klagomål.docx
+++ b/klagomål/A 2517-2025 FSC-klagomål.docx
@@ -840,7 +840,7 @@
     <w:r>
       <w:tab/>
       <w:tab/>
-      <w:t>2025-02-21</w:t>
+      <w:t>2025-02-22</w:t>
       <w:br/>
       <w:br/>
     </w:r>

--- a/klagomål/A 2517-2025 FSC-klagomål.docx
+++ b/klagomål/A 2517-2025 FSC-klagomål.docx
@@ -840,7 +840,7 @@
     <w:r>
       <w:tab/>
       <w:tab/>
-      <w:t>2025-02-22</w:t>
+      <w:t>2025-02-23</w:t>
       <w:br/>
       <w:br/>
     </w:r>

--- a/klagomål/A 2517-2025 FSC-klagomål.docx
+++ b/klagomål/A 2517-2025 FSC-klagomål.docx
@@ -840,7 +840,7 @@
     <w:r>
       <w:tab/>
       <w:tab/>
-      <w:t>2025-03-02</w:t>
+      <w:t>2025-03-03</w:t>
       <w:br/>
       <w:br/>
     </w:r>

--- a/klagomål/A 2517-2025 FSC-klagomål.docx
+++ b/klagomål/A 2517-2025 FSC-klagomål.docx
@@ -840,7 +840,7 @@
     <w:r>
       <w:tab/>
       <w:tab/>
-      <w:t>2025-03-03</w:t>
+      <w:t>2025-03-04</w:t>
       <w:br/>
       <w:br/>
     </w:r>

--- a/klagomål/A 2517-2025 FSC-klagomål.docx
+++ b/klagomål/A 2517-2025 FSC-klagomål.docx
@@ -840,7 +840,7 @@
     <w:r>
       <w:tab/>
       <w:tab/>
-      <w:t>2025-03-04</w:t>
+      <w:t>2025-03-05</w:t>
       <w:br/>
       <w:br/>
     </w:r>

--- a/klagomål/A 2517-2025 FSC-klagomål.docx
+++ b/klagomål/A 2517-2025 FSC-klagomål.docx
@@ -840,7 +840,7 @@
     <w:r>
       <w:tab/>
       <w:tab/>
-      <w:t>2025-03-05</w:t>
+      <w:t>2025-03-06</w:t>
       <w:br/>
       <w:br/>
     </w:r>

--- a/klagomål/A 2517-2025 FSC-klagomål.docx
+++ b/klagomål/A 2517-2025 FSC-klagomål.docx
@@ -840,7 +840,7 @@
     <w:r>
       <w:tab/>
       <w:tab/>
-      <w:t>2025-03-06</w:t>
+      <w:t>2025-03-07</w:t>
       <w:br/>
       <w:br/>
     </w:r>

--- a/klagomål/A 2517-2025 FSC-klagomål.docx
+++ b/klagomål/A 2517-2025 FSC-klagomål.docx
@@ -840,7 +840,7 @@
     <w:r>
       <w:tab/>
       <w:tab/>
-      <w:t>2025-03-07</w:t>
+      <w:t>2025-03-08</w:t>
       <w:br/>
       <w:br/>
     </w:r>

--- a/klagomål/A 2517-2025 FSC-klagomål.docx
+++ b/klagomål/A 2517-2025 FSC-klagomål.docx
@@ -840,7 +840,7 @@
     <w:r>
       <w:tab/>
       <w:tab/>
-      <w:t>2025-03-08</w:t>
+      <w:t>2025-03-09</w:t>
       <w:br/>
       <w:br/>
     </w:r>

--- a/klagomål/A 2517-2025 FSC-klagomål.docx
+++ b/klagomål/A 2517-2025 FSC-klagomål.docx
@@ -840,7 +840,7 @@
     <w:r>
       <w:tab/>
       <w:tab/>
-      <w:t>2025-03-09</w:t>
+      <w:t>2025-03-10</w:t>
       <w:br/>
       <w:br/>
     </w:r>

--- a/klagomål/A 2517-2025 FSC-klagomål.docx
+++ b/klagomål/A 2517-2025 FSC-klagomål.docx
@@ -840,7 +840,7 @@
     <w:r>
       <w:tab/>
       <w:tab/>
-      <w:t>2025-03-10</w:t>
+      <w:t>2025-03-11</w:t>
       <w:br/>
       <w:br/>
     </w:r>

--- a/klagomål/A 2517-2025 FSC-klagomål.docx
+++ b/klagomål/A 2517-2025 FSC-klagomål.docx
@@ -840,7 +840,7 @@
     <w:r>
       <w:tab/>
       <w:tab/>
-      <w:t>2025-03-11</w:t>
+      <w:t>2025-03-12</w:t>
       <w:br/>
       <w:br/>
     </w:r>

--- a/klagomål/A 2517-2025 FSC-klagomål.docx
+++ b/klagomål/A 2517-2025 FSC-klagomål.docx
@@ -840,7 +840,7 @@
     <w:r>
       <w:tab/>
       <w:tab/>
-      <w:t>2025-03-12</w:t>
+      <w:t>2025-03-13</w:t>
       <w:br/>
       <w:br/>
     </w:r>

--- a/klagomål/A 2517-2025 FSC-klagomål.docx
+++ b/klagomål/A 2517-2025 FSC-klagomål.docx
@@ -840,7 +840,7 @@
     <w:r>
       <w:tab/>
       <w:tab/>
-      <w:t>2025-03-13</w:t>
+      <w:t>2025-03-14</w:t>
       <w:br/>
       <w:br/>
     </w:r>

--- a/klagomål/A 2517-2025 FSC-klagomål.docx
+++ b/klagomål/A 2517-2025 FSC-klagomål.docx
@@ -840,7 +840,7 @@
     <w:r>
       <w:tab/>
       <w:tab/>
-      <w:t>2025-03-14</w:t>
+      <w:t>2025-03-15</w:t>
       <w:br/>
       <w:br/>
     </w:r>

--- a/klagomål/A 2517-2025 FSC-klagomål.docx
+++ b/klagomål/A 2517-2025 FSC-klagomål.docx
@@ -840,7 +840,7 @@
     <w:r>
       <w:tab/>
       <w:tab/>
-      <w:t>2025-03-15</w:t>
+      <w:t>2025-03-16</w:t>
       <w:br/>
       <w:br/>
     </w:r>

--- a/klagomål/A 2517-2025 FSC-klagomål.docx
+++ b/klagomål/A 2517-2025 FSC-klagomål.docx
@@ -840,7 +840,7 @@
     <w:r>
       <w:tab/>
       <w:tab/>
-      <w:t>2025-03-16</w:t>
+      <w:t>2025-03-17</w:t>
       <w:br/>
       <w:br/>
     </w:r>

--- a/klagomål/A 2517-2025 FSC-klagomål.docx
+++ b/klagomål/A 2517-2025 FSC-klagomål.docx
@@ -840,7 +840,7 @@
     <w:r>
       <w:tab/>
       <w:tab/>
-      <w:t>2025-03-17</w:t>
+      <w:t>2025-03-18</w:t>
       <w:br/>
       <w:br/>
     </w:r>

--- a/klagomål/A 2517-2025 FSC-klagomål.docx
+++ b/klagomål/A 2517-2025 FSC-klagomål.docx
@@ -840,7 +840,7 @@
     <w:r>
       <w:tab/>
       <w:tab/>
-      <w:t>2025-03-18</w:t>
+      <w:t>2025-03-19</w:t>
       <w:br/>
       <w:br/>
     </w:r>

--- a/klagomål/A 2517-2025 FSC-klagomål.docx
+++ b/klagomål/A 2517-2025 FSC-klagomål.docx
@@ -840,7 +840,7 @@
     <w:r>
       <w:tab/>
       <w:tab/>
-      <w:t>2025-03-19</w:t>
+      <w:t>2025-03-20</w:t>
       <w:br/>
       <w:br/>
     </w:r>

--- a/klagomål/A 2517-2025 FSC-klagomål.docx
+++ b/klagomål/A 2517-2025 FSC-klagomål.docx
@@ -840,7 +840,7 @@
     <w:r>
       <w:tab/>
       <w:tab/>
-      <w:t>2025-03-20</w:t>
+      <w:t>2025-03-21</w:t>
       <w:br/>
       <w:br/>
     </w:r>

--- a/klagomål/A 2517-2025 FSC-klagomål.docx
+++ b/klagomål/A 2517-2025 FSC-klagomål.docx
@@ -840,7 +840,7 @@
     <w:r>
       <w:tab/>
       <w:tab/>
-      <w:t>2025-03-21</w:t>
+      <w:t>2025-03-22</w:t>
       <w:br/>
       <w:br/>
     </w:r>

--- a/klagomål/A 2517-2025 FSC-klagomål.docx
+++ b/klagomål/A 2517-2025 FSC-klagomål.docx
@@ -840,7 +840,7 @@
     <w:r>
       <w:tab/>
       <w:tab/>
-      <w:t>2025-03-22</w:t>
+      <w:t>2025-03-23</w:t>
       <w:br/>
       <w:br/>
     </w:r>

--- a/klagomål/A 2517-2025 FSC-klagomål.docx
+++ b/klagomål/A 2517-2025 FSC-klagomål.docx
@@ -840,7 +840,7 @@
     <w:r>
       <w:tab/>
       <w:tab/>
-      <w:t>2025-03-23</w:t>
+      <w:t>2025-03-24</w:t>
       <w:br/>
       <w:br/>
     </w:r>

--- a/klagomål/A 2517-2025 FSC-klagomål.docx
+++ b/klagomål/A 2517-2025 FSC-klagomål.docx
@@ -840,7 +840,7 @@
     <w:r>
       <w:tab/>
       <w:tab/>
-      <w:t>2025-03-24</w:t>
+      <w:t>2025-03-25</w:t>
       <w:br/>
       <w:br/>
     </w:r>

--- a/klagomål/A 2517-2025 FSC-klagomål.docx
+++ b/klagomål/A 2517-2025 FSC-klagomål.docx
@@ -840,7 +840,7 @@
     <w:r>
       <w:tab/>
       <w:tab/>
-      <w:t>2025-03-25</w:t>
+      <w:t>2025-03-26</w:t>
       <w:br/>
       <w:br/>
     </w:r>

--- a/klagomål/A 2517-2025 FSC-klagomål.docx
+++ b/klagomål/A 2517-2025 FSC-klagomål.docx
@@ -840,7 +840,7 @@
     <w:r>
       <w:tab/>
       <w:tab/>
-      <w:t>2025-03-26</w:t>
+      <w:t>2025-03-27</w:t>
       <w:br/>
       <w:br/>
     </w:r>

--- a/klagomål/A 2517-2025 FSC-klagomål.docx
+++ b/klagomål/A 2517-2025 FSC-klagomål.docx
@@ -173,12 +173,77 @@
     </w:p>
     <w:p>
       <w:r>
-        <w:t>Nedan presenteras fynd av fridlysta arter som gjorts i det avverkningsanmälda området, samt relevanta utdrag ur standarderna för FSC, Chain of Custody, Controlled Wood och PEFC. I BILAGA 1 finns artfakta om fridlysta arter.</w:t>
+        <w:t>Nedan presenteras fynd av naturvårdsarter och fridlysta arter som gjorts i det avverkningsanmälda området, samt relevanta utdrag ur standarderna för FSC, Chain of Custody, Controlled Wood och PEFC. I BILAGA 1 finns artfakta om fridlysta arter.</w:t>
       </w:r>
     </w:p>
     <w:p>
       <w:r>
         <w:t>Vi förväntar oss att ni återkommer med ett skriftligt svar på vårt klagomål och även beskriver vilka korrigerande åtgärder ni satt in för att rätta till identifierade brister i er efterlevnad av den svenska FSC standarden.</w:t>
+      </w:r>
+    </w:p>
+    <w:p>
+      <w:pPr>
+        <w:pStyle w:val="Heading1"/>
+      </w:pPr>
+      <w:r>
+        <w:t>Naturvårdsarter</w:t>
+      </w:r>
+    </w:p>
+    <w:p>
+      <w:r>
+        <w:t>I avverkningsanmälan har följande 1 naturvårdsarter hittats: tallticka (NT). Av dessa är 1 rödlistade. För rödlistade arter har rödlistekategorin angivits inom parentes.</w:t>
+      </w:r>
+    </w:p>
+    <w:p>
+      <w:r>
+        <w:t>De påträffade naturvårdsarterna är ett tydligt kvitto på att detta rör sig om en skog med höga naturvärden. I Figur 1 visas en karta över det avverkningsanmälda området, där samtliga fyndplatser för naturvårdsarter som finns registrerade på Artportalen har markerats.</w:t>
+      </w:r>
+    </w:p>
+    <w:p>
+      <w:pPr>
+        <w:pStyle w:val="Caption"/>
+      </w:pPr>
+      <w:r>
+        <w:drawing>
+          <wp:inline xmlns:a="http://schemas.openxmlformats.org/drawingml/2006/main" xmlns:pic="http://schemas.openxmlformats.org/drawingml/2006/picture">
+            <wp:extent cx="5486400" cy="5026321"/>
+            <wp:docPr id="1" name="Picture 1"/>
+            <wp:cNvGraphicFramePr>
+              <a:graphicFrameLocks noChangeAspect="1"/>
+            </wp:cNvGraphicFramePr>
+            <a:graphic>
+              <a:graphicData uri="http://schemas.openxmlformats.org/drawingml/2006/picture">
+                <pic:pic>
+                  <pic:nvPicPr>
+                    <pic:cNvPr id="0" name="A 2517-2025 karta.png"/>
+                    <pic:cNvPicPr/>
+                  </pic:nvPicPr>
+                  <pic:blipFill>
+                    <a:blip r:embed="rId16"/>
+                    <a:stretch>
+                      <a:fillRect/>
+                    </a:stretch>
+                  </pic:blipFill>
+                  <pic:spPr>
+                    <a:xfrm>
+                      <a:off x="0" y="0"/>
+                      <a:ext cx="5486400" cy="5026321"/>
+                    </a:xfrm>
+                    <a:prstGeom prst="rect"/>
+                  </pic:spPr>
+                </pic:pic>
+              </a:graphicData>
+            </a:graphic>
+          </wp:inline>
+        </w:drawing>
+      </w:r>
+    </w:p>
+    <w:p>
+      <w:pPr>
+        <w:pStyle w:val="Caption"/>
+      </w:pPr>
+      <w:r>
+        <w:t>Figur 1. Fyndplatser för naturvårdsarter i det avverkningsanmälda området (röd linje). Markörer utan svart kant är placerade på fyndplatsen. Markörer med svart kant är placerade vid sidan av fyndplatsen och har ett svart streck som visar fyndplatsens exakta position. Kartans mittpunktskoordinat är N 6568461, E 572589 i SWEREF 99 TM.</w:t>
       </w:r>
     </w:p>
     <w:p>
@@ -218,7 +283,7 @@
         <w:drawing>
           <wp:inline xmlns:a="http://schemas.openxmlformats.org/drawingml/2006/main" xmlns:pic="http://schemas.openxmlformats.org/drawingml/2006/picture">
             <wp:extent cx="5486400" cy="6081013"/>
-            <wp:docPr id="1" name="Picture 1"/>
+            <wp:docPr id="2" name="Picture 2"/>
             <wp:cNvGraphicFramePr>
               <a:graphicFrameLocks noChangeAspect="1"/>
             </wp:cNvGraphicFramePr>
@@ -230,7 +295,7 @@
                     <pic:cNvPicPr/>
                   </pic:nvPicPr>
                   <pic:blipFill>
-                    <a:blip r:embed="rId16"/>
+                    <a:blip r:embed="rId17"/>
                     <a:stretch>
                       <a:fillRect/>
                     </a:stretch>
@@ -357,7 +422,7 @@
         <w:rPr>
           <w:i/>
         </w:rPr>
-        <w:t>I det avverkningsanmälda skogsområdet har 0 naturvårdsarter varav 0 rödlistade arter sina livsmiljöer och växtplatser.</w:t>
+        <w:t>I det avverkningsanmälda skogsområdet har 1 naturvårdsarter varav 1 rödlistade arter sina livsmiljöer och växtplatser.</w:t>
       </w:r>
     </w:p>
     <w:p>
@@ -840,7 +905,7 @@
     <w:r>
       <w:tab/>
       <w:tab/>
-      <w:t>2025-03-27</w:t>
+      <w:t>2025-03-28</w:t>
       <w:br/>
       <w:br/>
     </w:r>

--- a/klagomål/A 2517-2025 FSC-klagomål.docx
+++ b/klagomål/A 2517-2025 FSC-klagomål.docx
@@ -191,7 +191,7 @@
     </w:p>
     <w:p>
       <w:r>
-        <w:t>I avverkningsanmälan har följande 1 naturvårdsarter hittats: tallticka (NT). Av dessa är 1 rödlistade. För rödlistade arter har rödlistekategorin angivits inom parentes.</w:t>
+        <w:t>I avverkningsanmälan har följande 4 naturvårdsarter hittats: tallticka (NT), hasselticka (S), gröngöling (§4) och kungsfågel (§4). Av dessa är 1 rödlistade. För rödlistade arter har rödlistekategorin angivits inom parentes. Arter som är signalarter enligt Skogsstyrelsen har markerats med (S). För fridlysta arter anges även paragrafen i Artskyddsförordningen som arten är fridlyst enligt.</w:t>
       </w:r>
     </w:p>
     <w:p>
@@ -256,7 +256,21 @@
     </w:p>
     <w:p>
       <w:r>
-        <w:t>Följande fridlysta arter har sina livsmiljöer och växtplatser i den avverkningsanmälda skogen: .</w:t>
+        <w:t>Följande fridlysta arter har sina livsmiljöer och växtplatser i den avverkningsanmälda skogen: gröngöling (§4) och kungsfågel (§4).</w:t>
+      </w:r>
+    </w:p>
+    <w:p>
+      <w:r>
+        <w:t xml:space="preserve">Observera att medlemsländerna är skyldiga att agera i enlighet med EU:s fågeldirektiv där det uttryckligen står att direktivet gäller för fåglar samt för deras ägg, bon och </w:t>
+      </w:r>
+      <w:r>
+        <w:rPr>
+          <w:b/>
+        </w:rPr>
+        <w:t xml:space="preserve">livsmiljöer </w:t>
+      </w:r>
+      <w:r>
+        <w:t>(artikel 1). Vidare att de åtgärder som vidtas inte får leda till en försämring av den nuvarande situationen beträffande bevarandet av de fågelarter som avses i artikel 1 (artikel 13). Fågeldirektivet är styrande för tillsynsansvariga myndigheters ärendehantering, ställningstaganden och beslutsfattande.</w:t>
       </w:r>
     </w:p>
     <w:p>
@@ -384,6 +398,22 @@
       <w:r>
         <w:t>I den avverkningsanmälda skogen har fridlysta arter sina livsmiljöer och växtplatser. Att skada de fridlysta arternas livsmiljöer, växtplatser eller ekologiska funktion är inte tillåtet enligt artskyddsförordningen.</w:t>
       </w:r>
+      <w:r>
+        <w:rPr>
+          <w:i/>
+        </w:rPr>
+        <w:t xml:space="preserve"> EU:s medlemsländer och skogsbolag är skyldiga att agera i enlighet med EU:s fågeldirektiv där det uttryckligen står att direktivet gäller för fåglar samt för deras ägg, bon och </w:t>
+      </w:r>
+      <w:r>
+        <w:rPr>
+          <w:b/>
+          <w:i/>
+        </w:rPr>
+        <w:t xml:space="preserve">livsmiljöer </w:t>
+      </w:r>
+      <w:r>
+        <w:t>(artikel 1). Vidare att de åtgärder som vidtas inte får leda till en försämring av den nuvarande situationen beträffande bevarandet av de fågelarter som avses i artikel 1 (artikel 13).</w:t>
+      </w:r>
     </w:p>
     <w:p>
       <w:r>
@@ -422,7 +452,7 @@
         <w:rPr>
           <w:i/>
         </w:rPr>
-        <w:t>I det avverkningsanmälda skogsområdet har 1 naturvårdsarter varav 1 rödlistade arter sina livsmiljöer och växtplatser.</w:t>
+        <w:t>I det avverkningsanmälda skogsområdet har 4 naturvårdsarter varav 1 rödlistade arter sina livsmiljöer och växtplatser.</w:t>
       </w:r>
     </w:p>
     <w:p>
@@ -905,7 +935,7 @@
     <w:r>
       <w:tab/>
       <w:tab/>
-      <w:t>2025-03-28</w:t>
+      <w:t>2025-03-29</w:t>
       <w:br/>
       <w:br/>
     </w:r>

--- a/klagomål/A 2517-2025 FSC-klagomål.docx
+++ b/klagomål/A 2517-2025 FSC-klagomål.docx
@@ -935,7 +935,7 @@
     <w:r>
       <w:tab/>
       <w:tab/>
-      <w:t>2025-04-02</w:t>
+      <w:t>2025-04-03</w:t>
       <w:br/>
       <w:br/>
     </w:r>

--- a/klagomål/A 2517-2025 FSC-klagomål.docx
+++ b/klagomål/A 2517-2025 FSC-klagomål.docx
@@ -935,7 +935,7 @@
     <w:r>
       <w:tab/>
       <w:tab/>
-      <w:t>2025-04-03</w:t>
+      <w:t>2025-04-05</w:t>
       <w:br/>
       <w:br/>
     </w:r>

--- a/klagomål/A 2517-2025 FSC-klagomål.docx
+++ b/klagomål/A 2517-2025 FSC-klagomål.docx
@@ -935,7 +935,7 @@
     <w:r>
       <w:tab/>
       <w:tab/>
-      <w:t>2025-04-05</w:t>
+      <w:t>2025-04-06</w:t>
       <w:br/>
       <w:br/>
     </w:r>

--- a/klagomål/A 2517-2025 FSC-klagomål.docx
+++ b/klagomål/A 2517-2025 FSC-klagomål.docx
@@ -935,7 +935,7 @@
     <w:r>
       <w:tab/>
       <w:tab/>
-      <w:t>2025-04-06</w:t>
+      <w:t>2025-04-07</w:t>
       <w:br/>
       <w:br/>
     </w:r>

--- a/klagomål/A 2517-2025 FSC-klagomål.docx
+++ b/klagomål/A 2517-2025 FSC-klagomål.docx
@@ -935,7 +935,7 @@
     <w:r>
       <w:tab/>
       <w:tab/>
-      <w:t>2025-04-07</w:t>
+      <w:t>2025-04-08</w:t>
       <w:br/>
       <w:br/>
     </w:r>

--- a/klagomål/A 2517-2025 FSC-klagomål.docx
+++ b/klagomål/A 2517-2025 FSC-klagomål.docx
@@ -191,7 +191,7 @@
     </w:p>
     <w:p>
       <w:r>
-        <w:t>I avverkningsanmälan har följande 6 naturvårdsarter hittats: havsörn (NT, §4), reliktbock (NT), tallticka (NT), hasselticka (S), gröngöling (§4) och kungsfågel (§4). Av dessa är 3 rödlistade. För rödlistade arter har rödlistekategorin angivits inom parentes. Arter som är signalarter enligt Skogsstyrelsen har markerats med (S). För fridlysta arter anges även paragrafen i Artskyddsförordningen som arten är fridlyst enligt.</w:t>
+        <w:t>I avverkningsanmälan har följande 8 naturvårdsarter hittats: havsörn (NT, §4), reliktbock (NT), spillkråka (NT, §4), tallticka (NT), hasselticka (S), gröngöling (§4), kungsfågel (§4) och blåsippa (§9). Av dessa är 4 rödlistade. För rödlistade arter har rödlistekategorin angivits inom parentes. Arter som är signalarter enligt Skogsstyrelsen har markerats med (S). För fridlysta arter anges även paragrafen i Artskyddsförordningen som arten är fridlyst enligt.</w:t>
       </w:r>
     </w:p>
     <w:p>
@@ -256,7 +256,7 @@
     </w:p>
     <w:p>
       <w:r>
-        <w:t>Följande fridlysta arter har sina livsmiljöer och växtplatser i den avverkningsanmälda skogen: havsörn (NT, §4), gröngöling (§4) och kungsfågel (§4).</w:t>
+        <w:t>Följande fridlysta arter har sina livsmiljöer och växtplatser i den avverkningsanmälda skogen: havsörn (NT, §4), spillkråka (NT, §4), gröngöling (§4), kungsfågel (§4) och blåsippa (§9).</w:t>
       </w:r>
     </w:p>
     <w:p>
@@ -340,6 +340,17 @@
       <w:pPr>
         <w:pStyle w:val="Caption"/>
       </w:pPr>
+    </w:p>
+    <w:p>
+      <w:r>
+        <w:rPr>
+          <w:b/>
+        </w:rPr>
+        <w:t>Spillkråka (NT, §4)</w:t>
+      </w:r>
+      <w:r>
+        <w:t xml:space="preserve"> är rödlistad som nära hotad och ingår i bilaga 1 i EU:s fågeldirektiv. Den minskar i population på grund av minskad tillgång på lämpliga bo- och födoträd och minskad födotillgång. Spillkråkans minskningstakt har uppgått till 19 (24–10) % under de senaste 15 åren. Minskningstakten för den svenska populationen bedöms vara nära gränsvärdet för Sårbar (VU) (A2bc). Skogsbruk med korta omloppstider och täta, homogena ungskogar utgör det största hotet, (SLU Artdatabanken, 2023).</w:t>
+      </w:r>
     </w:p>
     <w:p>
       <w:r>
@@ -452,7 +463,7 @@
         <w:rPr>
           <w:i/>
         </w:rPr>
-        <w:t>I det avverkningsanmälda skogsområdet har 6 naturvårdsarter varav 3 rödlistade arter sina livsmiljöer och växtplatser.</w:t>
+        <w:t>I det avverkningsanmälda skogsområdet har 8 naturvårdsarter varav 4 rödlistade arter sina livsmiljöer och växtplatser.</w:t>
       </w:r>
     </w:p>
     <w:p>
@@ -807,6 +818,46 @@
         <w:t>SLU Artdatabanken, Uppsala</w:t>
       </w:r>
     </w:p>
+    <w:p>
+      <w:pPr>
+        <w:pStyle w:val="Heading1"/>
+      </w:pPr>
+      <w:r>
+        <w:t>Spillkråka – ekologi samt krav på livsmiljön</w:t>
+      </w:r>
+    </w:p>
+    <w:p>
+      <w:r>
+        <w:t>Spillkråka (NT) är rödlistad som nära hotad, fridlyst enligt §4 Artskyddsförordningen och ingår i bilaga 1 i EU:s fågeldirektiv. Spillkråka lever i både barr- och blandskog liksom i ren lövskog. De tätaste populationerna tenderar att finnas i äldre, variationsrik blandskog med gott om död ved och gamla träd.</w:t>
+      </w:r>
+    </w:p>
+    <w:p>
+      <w:r>
+        <w:t>Varje par utnyttjar 400–1000 hektar skog beroende på skogens kvalitet. En minskning av populationen pågår på grund av minskad tillgång på lämpliga bo- och födoträd och minskad födotillgång. Spillkråkans minskningstakt har uppgått till 19 (24–10) % under de senaste 15 åren. Minskningstakten för den svenska populationen bedöms vara nära gränsvärdet för Sårbar (VU) (A2bc). Skogsbruk med korta omloppstider och täta, homogena ungskogar utgör det största hotet (Artdatabanken 2023).</w:t>
+      </w:r>
+    </w:p>
+    <w:p>
+      <w:pPr>
+        <w:pStyle w:val="Heading2"/>
+      </w:pPr>
+      <w:r>
+        <w:t>Referenser – spillkråka</w:t>
+      </w:r>
+    </w:p>
+    <w:p>
+      <w:r>
+        <w:t xml:space="preserve">SLU Artdatabanken, 2021. </w:t>
+      </w:r>
+      <w:r>
+        <w:rPr>
+          <w:i/>
+        </w:rPr>
+        <w:t xml:space="preserve">Artfaktablad. Naturvård – artfakta. </w:t>
+      </w:r>
+      <w:r>
+        <w:t>SLU Artdatabanken, Uppsala</w:t>
+      </w:r>
+    </w:p>
     <w:sectPr>
       <w:headerReference w:type="even" r:id="rId8"/>
       <w:headerReference w:type="default" r:id="rId9"/>
@@ -935,7 +986,7 @@
     <w:r>
       <w:tab/>
       <w:tab/>
-      <w:t>2025-04-08</w:t>
+      <w:t>2025-04-09</w:t>
       <w:br/>
       <w:br/>
     </w:r>

--- a/klagomål/A 2517-2025 FSC-klagomål.docx
+++ b/klagomål/A 2517-2025 FSC-klagomål.docx
@@ -244,6 +244,17 @@
       </w:pPr>
       <w:r>
         <w:t>Figur 1. Fyndplatser för naturvårdsarter i det avverkningsanmälda området (röd linje). Markörer utan svart kant är placerade på fyndplatsen. Markörer med svart kant är placerade vid sidan av fyndplatsen och har ett svart streck som visar fyndplatsens exakta position. Kartans mittpunktskoordinat är N 6568461, E 572589 i SWEREF 99 TM.</w:t>
+      </w:r>
+    </w:p>
+    <w:p>
+      <w:r>
+        <w:rPr>
+          <w:b/>
+        </w:rPr>
+        <w:t xml:space="preserve">Tallticka (NT) </w:t>
+      </w:r>
+      <w:r>
+        <w:t>uppträder först på tallar som är 100–150 år gamla men är vanligast på träd som är runt 150–200 år eller äldre. I skogslandskapet är den främst knuten till tallnaturskogar och restbiotoper med biologiskt gamla träd och signalerar vanligtvis skyddsvärda tallbestånd med höga naturvärden (SLU Artdatabanken, 2023; Nitare &amp; Skogsstyrelsen, 2019).</w:t>
       </w:r>
     </w:p>
     <w:p>
@@ -759,7 +770,7 @@
         <w:t xml:space="preserve">Level and pattern of overstory retention interact to shape long-term responses of understories to timber harvest. </w:t>
       </w:r>
       <w:r>
-        <w:t xml:space="preserve">Ecological Applications, 22, 2049–2064 </w:t>
+        <w:t>Ecological Applications, 22, 2049–2064</w:t>
       </w:r>
     </w:p>
     <w:p>
@@ -986,7 +997,7 @@
     <w:r>
       <w:tab/>
       <w:tab/>
-      <w:t>2025-04-09</w:t>
+      <w:t>2025-04-10</w:t>
       <w:br/>
       <w:br/>
     </w:r>

--- a/klagomål/A 2517-2025 FSC-klagomål.docx
+++ b/klagomål/A 2517-2025 FSC-klagomål.docx
@@ -997,7 +997,7 @@
     <w:r>
       <w:tab/>
       <w:tab/>
-      <w:t>2025-04-10</w:t>
+      <w:t>2025-04-11</w:t>
       <w:br/>
       <w:br/>
     </w:r>

--- a/klagomål/A 2517-2025 FSC-klagomål.docx
+++ b/klagomål/A 2517-2025 FSC-klagomål.docx
@@ -997,7 +997,7 @@
     <w:r>
       <w:tab/>
       <w:tab/>
-      <w:t>2025-04-11</w:t>
+      <w:t>2025-04-12</w:t>
       <w:br/>
       <w:br/>
     </w:r>

--- a/klagomål/A 2517-2025 FSC-klagomål.docx
+++ b/klagomål/A 2517-2025 FSC-klagomål.docx
@@ -997,7 +997,7 @@
     <w:r>
       <w:tab/>
       <w:tab/>
-      <w:t>2025-04-12</w:t>
+      <w:t>2025-04-13</w:t>
       <w:br/>
       <w:br/>
     </w:r>

--- a/klagomål/A 2517-2025 FSC-klagomål.docx
+++ b/klagomål/A 2517-2025 FSC-klagomål.docx
@@ -997,7 +997,7 @@
     <w:r>
       <w:tab/>
       <w:tab/>
-      <w:t>2025-04-13</w:t>
+      <w:t>2025-04-14</w:t>
       <w:br/>
       <w:br/>
     </w:r>

--- a/klagomål/A 2517-2025 FSC-klagomål.docx
+++ b/klagomål/A 2517-2025 FSC-klagomål.docx
@@ -997,7 +997,7 @@
     <w:r>
       <w:tab/>
       <w:tab/>
-      <w:t>2025-04-14</w:t>
+      <w:t>2025-04-15</w:t>
       <w:br/>
       <w:br/>
     </w:r>

--- a/klagomål/A 2517-2025 FSC-klagomål.docx
+++ b/klagomål/A 2517-2025 FSC-klagomål.docx
@@ -997,7 +997,7 @@
     <w:r>
       <w:tab/>
       <w:tab/>
-      <w:t>2025-04-15</w:t>
+      <w:t>2025-04-16</w:t>
       <w:br/>
       <w:br/>
     </w:r>

--- a/klagomål/A 2517-2025 FSC-klagomål.docx
+++ b/klagomål/A 2517-2025 FSC-klagomål.docx
@@ -997,7 +997,7 @@
     <w:r>
       <w:tab/>
       <w:tab/>
-      <w:t>2025-04-16</w:t>
+      <w:t>2025-04-17</w:t>
       <w:br/>
       <w:br/>
     </w:r>

--- a/klagomål/A 2517-2025 FSC-klagomål.docx
+++ b/klagomål/A 2517-2025 FSC-klagomål.docx
@@ -997,7 +997,7 @@
     <w:r>
       <w:tab/>
       <w:tab/>
-      <w:t>2025-04-17</w:t>
+      <w:t>2025-04-18</w:t>
       <w:br/>
       <w:br/>
     </w:r>

--- a/klagomål/A 2517-2025 FSC-klagomål.docx
+++ b/klagomål/A 2517-2025 FSC-klagomål.docx
@@ -997,7 +997,7 @@
     <w:r>
       <w:tab/>
       <w:tab/>
-      <w:t>2025-04-18</w:t>
+      <w:t>2025-04-19</w:t>
       <w:br/>
       <w:br/>
     </w:r>

--- a/klagomål/A 2517-2025 FSC-klagomål.docx
+++ b/klagomål/A 2517-2025 FSC-klagomål.docx
@@ -1008,7 +1008,7 @@
     <w:r>
       <w:tab/>
       <w:tab/>
-      <w:t>2025-05-03</w:t>
+      <w:t>2025-05-04</w:t>
       <w:br/>
       <w:br/>
     </w:r>

--- a/klagomål/A 2517-2025 FSC-klagomål.docx
+++ b/klagomål/A 2517-2025 FSC-klagomål.docx
@@ -251,6 +251,17 @@
         <w:rPr>
           <w:b/>
         </w:rPr>
+        <w:t>Hasselticka</w:t>
+      </w:r>
+      <w:r>
+        <w:t xml:space="preserve"> är en bra signalart för lundar med höga naturvärden. På lokalerna förekommer ofta många andra ovanliga och rödlistade arter. Växtplatserna har normalt långvarig lövkontinuitet av hassel (ibland al). Den kräver dessutom att det successivt bildas, och i området kontinuerligt förekommit, en viss mängd döda stammar. Arten tycks saknas i sekundära och i sen tid uppkomna al- och hasselmarker om dessa inte ligger i direkt anslutning till äldre förekomster (Nitare &amp; Skogsstyrelsen, 2019).</w:t>
+      </w:r>
+    </w:p>
+    <w:p>
+      <w:r>
+        <w:rPr>
+          <w:b/>
+        </w:rPr>
         <w:t>Reliktbock (NT)</w:t>
       </w:r>
       <w:r>
@@ -1008,7 +1019,7 @@
     <w:r>
       <w:tab/>
       <w:tab/>
-      <w:t>2025-05-04</w:t>
+      <w:t>2025-05-06</w:t>
       <w:br/>
       <w:br/>
     </w:r>

--- a/klagomål/A 2517-2025 FSC-klagomål.docx
+++ b/klagomål/A 2517-2025 FSC-klagomål.docx
@@ -1019,7 +1019,7 @@
     <w:r>
       <w:tab/>
       <w:tab/>
-      <w:t>2025-05-06</w:t>
+      <w:t>2025-05-07</w:t>
       <w:br/>
       <w:br/>
     </w:r>

--- a/klagomål/A 2517-2025 FSC-klagomål.docx
+++ b/klagomål/A 2517-2025 FSC-klagomål.docx
@@ -1019,7 +1019,7 @@
     <w:r>
       <w:tab/>
       <w:tab/>
-      <w:t>2025-05-07</w:t>
+      <w:t>2025-05-08</w:t>
       <w:br/>
       <w:br/>
     </w:r>

--- a/klagomål/A 2517-2025 FSC-klagomål.docx
+++ b/klagomål/A 2517-2025 FSC-klagomål.docx
@@ -1019,7 +1019,7 @@
     <w:r>
       <w:tab/>
       <w:tab/>
-      <w:t>2025-05-08</w:t>
+      <w:t>2025-05-09</w:t>
       <w:br/>
       <w:br/>
     </w:r>

--- a/klagomål/A 2517-2025 FSC-klagomål.docx
+++ b/klagomål/A 2517-2025 FSC-klagomål.docx
@@ -1019,7 +1019,7 @@
     <w:r>
       <w:tab/>
       <w:tab/>
-      <w:t>2025-05-09</w:t>
+      <w:t>2025-05-10</w:t>
       <w:br/>
       <w:br/>
     </w:r>

--- a/klagomål/A 2517-2025 FSC-klagomål.docx
+++ b/klagomål/A 2517-2025 FSC-klagomål.docx
@@ -1019,7 +1019,7 @@
     <w:r>
       <w:tab/>
       <w:tab/>
-      <w:t>2025-05-10</w:t>
+      <w:t>2025-05-11</w:t>
       <w:br/>
       <w:br/>
     </w:r>

--- a/klagomål/A 2517-2025 FSC-klagomål.docx
+++ b/klagomål/A 2517-2025 FSC-klagomål.docx
@@ -1019,7 +1019,7 @@
     <w:r>
       <w:tab/>
       <w:tab/>
-      <w:t>2025-05-11</w:t>
+      <w:t>2025-05-12</w:t>
       <w:br/>
       <w:br/>
     </w:r>

--- a/klagomål/A 2517-2025 FSC-klagomål.docx
+++ b/klagomål/A 2517-2025 FSC-klagomål.docx
@@ -1019,7 +1019,7 @@
     <w:r>
       <w:tab/>
       <w:tab/>
-      <w:t>2025-05-12</w:t>
+      <w:t>2025-05-13</w:t>
       <w:br/>
       <w:br/>
     </w:r>

--- a/klagomål/A 2517-2025 FSC-klagomål.docx
+++ b/klagomål/A 2517-2025 FSC-klagomål.docx
@@ -1019,7 +1019,7 @@
     <w:r>
       <w:tab/>
       <w:tab/>
-      <w:t>2025-05-13</w:t>
+      <w:t>2025-05-14</w:t>
       <w:br/>
       <w:br/>
     </w:r>

--- a/klagomål/A 2517-2025 FSC-klagomål.docx
+++ b/klagomål/A 2517-2025 FSC-klagomål.docx
@@ -1019,7 +1019,7 @@
     <w:r>
       <w:tab/>
       <w:tab/>
-      <w:t>2025-05-14</w:t>
+      <w:t>2025-05-15</w:t>
       <w:br/>
       <w:br/>
     </w:r>

--- a/klagomål/A 2517-2025 FSC-klagomål.docx
+++ b/klagomål/A 2517-2025 FSC-klagomål.docx
@@ -1019,7 +1019,7 @@
     <w:r>
       <w:tab/>
       <w:tab/>
-      <w:t>2025-05-15</w:t>
+      <w:t>2025-05-16</w:t>
       <w:br/>
       <w:br/>
     </w:r>

--- a/klagomål/A 2517-2025 FSC-klagomål.docx
+++ b/klagomål/A 2517-2025 FSC-klagomål.docx
@@ -1019,7 +1019,7 @@
     <w:r>
       <w:tab/>
       <w:tab/>
-      <w:t>2025-05-16</w:t>
+      <w:t>2025-05-17</w:t>
       <w:br/>
       <w:br/>
     </w:r>

--- a/klagomål/A 2517-2025 FSC-klagomål.docx
+++ b/klagomål/A 2517-2025 FSC-klagomål.docx
@@ -1019,7 +1019,7 @@
     <w:r>
       <w:tab/>
       <w:tab/>
-      <w:t>2025-05-17</w:t>
+      <w:t>2025-05-18</w:t>
       <w:br/>
       <w:br/>
     </w:r>

--- a/klagomål/A 2517-2025 FSC-klagomål.docx
+++ b/klagomål/A 2517-2025 FSC-klagomål.docx
@@ -1019,7 +1019,7 @@
     <w:r>
       <w:tab/>
       <w:tab/>
-      <w:t>2025-05-18</w:t>
+      <w:t>2025-05-19</w:t>
       <w:br/>
       <w:br/>
     </w:r>

--- a/klagomål/A 2517-2025 FSC-klagomål.docx
+++ b/klagomål/A 2517-2025 FSC-klagomål.docx
@@ -1019,7 +1019,7 @@
     <w:r>
       <w:tab/>
       <w:tab/>
-      <w:t>2025-05-19</w:t>
+      <w:t>2025-05-20</w:t>
       <w:br/>
       <w:br/>
     </w:r>

--- a/klagomål/A 2517-2025 FSC-klagomål.docx
+++ b/klagomål/A 2517-2025 FSC-klagomål.docx
@@ -1019,7 +1019,7 @@
     <w:r>
       <w:tab/>
       <w:tab/>
-      <w:t>2025-05-20</w:t>
+      <w:t>2025-05-21</w:t>
       <w:br/>
       <w:br/>
     </w:r>

--- a/klagomål/A 2517-2025 FSC-klagomål.docx
+++ b/klagomål/A 2517-2025 FSC-klagomål.docx
@@ -1019,7 +1019,7 @@
     <w:r>
       <w:tab/>
       <w:tab/>
-      <w:t>2025-05-21</w:t>
+      <w:t>2025-05-22</w:t>
       <w:br/>
       <w:br/>
     </w:r>

--- a/klagomål/A 2517-2025 FSC-klagomål.docx
+++ b/klagomål/A 2517-2025 FSC-klagomål.docx
@@ -1019,7 +1019,7 @@
     <w:r>
       <w:tab/>
       <w:tab/>
-      <w:t>2025-05-22</w:t>
+      <w:t>2025-05-23</w:t>
       <w:br/>
       <w:br/>
     </w:r>

--- a/klagomål/A 2517-2025 FSC-klagomål.docx
+++ b/klagomål/A 2517-2025 FSC-klagomål.docx
@@ -1019,7 +1019,7 @@
     <w:r>
       <w:tab/>
       <w:tab/>
-      <w:t>2025-05-23</w:t>
+      <w:t>2025-05-24</w:t>
       <w:br/>
       <w:br/>
     </w:r>

--- a/klagomål/A 2517-2025 FSC-klagomål.docx
+++ b/klagomål/A 2517-2025 FSC-klagomål.docx
@@ -1019,7 +1019,7 @@
     <w:r>
       <w:tab/>
       <w:tab/>
-      <w:t>2025-05-24</w:t>
+      <w:t>2025-05-25</w:t>
       <w:br/>
       <w:br/>
     </w:r>

--- a/klagomål/A 2517-2025 FSC-klagomål.docx
+++ b/klagomål/A 2517-2025 FSC-klagomål.docx
@@ -1019,7 +1019,7 @@
     <w:r>
       <w:tab/>
       <w:tab/>
-      <w:t>2025-05-25</w:t>
+      <w:t>2025-05-26</w:t>
       <w:br/>
       <w:br/>
     </w:r>

--- a/klagomål/A 2517-2025 FSC-klagomål.docx
+++ b/klagomål/A 2517-2025 FSC-klagomål.docx
@@ -1019,7 +1019,7 @@
     <w:r>
       <w:tab/>
       <w:tab/>
-      <w:t>2025-05-26</w:t>
+      <w:t>2025-05-27</w:t>
       <w:br/>
       <w:br/>
     </w:r>

--- a/klagomål/A 2517-2025 FSC-klagomål.docx
+++ b/klagomål/A 2517-2025 FSC-klagomål.docx
@@ -1019,7 +1019,7 @@
     <w:r>
       <w:tab/>
       <w:tab/>
-      <w:t>2025-05-27</w:t>
+      <w:t>2025-05-30</w:t>
       <w:br/>
       <w:br/>
     </w:r>

--- a/klagomål/A 2517-2025 FSC-klagomål.docx
+++ b/klagomål/A 2517-2025 FSC-klagomål.docx
@@ -1019,7 +1019,7 @@
     <w:r>
       <w:tab/>
       <w:tab/>
-      <w:t>2025-05-30</w:t>
+      <w:t>2025-06-01</w:t>
       <w:br/>
       <w:br/>
     </w:r>

--- a/klagomål/A 2517-2025 FSC-klagomål.docx
+++ b/klagomål/A 2517-2025 FSC-klagomål.docx
@@ -1019,7 +1019,7 @@
     <w:r>
       <w:tab/>
       <w:tab/>
-      <w:t>2025-06-01</w:t>
+      <w:t>2025-06-02</w:t>
       <w:br/>
       <w:br/>
     </w:r>

--- a/klagomål/A 2517-2025 FSC-klagomål.docx
+++ b/klagomål/A 2517-2025 FSC-klagomål.docx
@@ -1019,7 +1019,7 @@
     <w:r>
       <w:tab/>
       <w:tab/>
-      <w:t>2025-06-02</w:t>
+      <w:t>2025-06-03</w:t>
       <w:br/>
       <w:br/>
     </w:r>

--- a/klagomål/A 2517-2025 FSC-klagomål.docx
+++ b/klagomål/A 2517-2025 FSC-klagomål.docx
@@ -1019,7 +1019,7 @@
     <w:r>
       <w:tab/>
       <w:tab/>
-      <w:t>2025-06-03</w:t>
+      <w:t>2025-06-04</w:t>
       <w:br/>
       <w:br/>
     </w:r>

--- a/klagomål/A 2517-2025 FSC-klagomål.docx
+++ b/klagomål/A 2517-2025 FSC-klagomål.docx
@@ -1019,7 +1019,7 @@
     <w:r>
       <w:tab/>
       <w:tab/>
-      <w:t>2025-06-04</w:t>
+      <w:t>2025-06-05</w:t>
       <w:br/>
       <w:br/>
     </w:r>

--- a/klagomål/A 2517-2025 FSC-klagomål.docx
+++ b/klagomål/A 2517-2025 FSC-klagomål.docx
@@ -1019,7 +1019,7 @@
     <w:r>
       <w:tab/>
       <w:tab/>
-      <w:t>2025-06-13</w:t>
+      <w:t>2025-06-15</w:t>
       <w:br/>
       <w:br/>
     </w:r>

--- a/klagomål/A 2517-2025 FSC-klagomål.docx
+++ b/klagomål/A 2517-2025 FSC-klagomål.docx
@@ -1019,7 +1019,7 @@
     <w:r>
       <w:tab/>
       <w:tab/>
-      <w:t>2025-06-15</w:t>
+      <w:t>2025-06-16</w:t>
       <w:br/>
       <w:br/>
     </w:r>

--- a/klagomål/A 2517-2025 FSC-klagomål.docx
+++ b/klagomål/A 2517-2025 FSC-klagomål.docx
@@ -1019,7 +1019,7 @@
     <w:r>
       <w:tab/>
       <w:tab/>
-      <w:t>2025-06-16</w:t>
+      <w:t>2025-06-17</w:t>
       <w:br/>
       <w:br/>
     </w:r>

--- a/klagomål/A 2517-2025 FSC-klagomål.docx
+++ b/klagomål/A 2517-2025 FSC-klagomål.docx
@@ -1019,7 +1019,7 @@
     <w:r>
       <w:tab/>
       <w:tab/>
-      <w:t>2025-06-17</w:t>
+      <w:t>2025-06-18</w:t>
       <w:br/>
       <w:br/>
     </w:r>

--- a/klagomål/A 2517-2025 FSC-klagomål.docx
+++ b/klagomål/A 2517-2025 FSC-klagomål.docx
@@ -1019,7 +1019,7 @@
     <w:r>
       <w:tab/>
       <w:tab/>
-      <w:t>2025-06-18</w:t>
+      <w:t>2025-06-19</w:t>
       <w:br/>
       <w:br/>
     </w:r>

--- a/klagomål/A 2517-2025 FSC-klagomål.docx
+++ b/klagomål/A 2517-2025 FSC-klagomål.docx
@@ -1019,7 +1019,7 @@
     <w:r>
       <w:tab/>
       <w:tab/>
-      <w:t>2025-06-19</w:t>
+      <w:t>2025-06-20</w:t>
       <w:br/>
       <w:br/>
     </w:r>

--- a/klagomål/A 2517-2025 FSC-klagomål.docx
+++ b/klagomål/A 2517-2025 FSC-klagomål.docx
@@ -1019,7 +1019,7 @@
     <w:r>
       <w:tab/>
       <w:tab/>
-      <w:t>2025-06-20</w:t>
+      <w:t>2025-06-21</w:t>
       <w:br/>
       <w:br/>
     </w:r>

--- a/klagomål/A 2517-2025 FSC-klagomål.docx
+++ b/klagomål/A 2517-2025 FSC-klagomål.docx
@@ -1019,7 +1019,7 @@
     <w:r>
       <w:tab/>
       <w:tab/>
-      <w:t>2025-06-21</w:t>
+      <w:t>2025-06-22</w:t>
       <w:br/>
       <w:br/>
     </w:r>

--- a/klagomål/A 2517-2025 FSC-klagomål.docx
+++ b/klagomål/A 2517-2025 FSC-klagomål.docx
@@ -1019,7 +1019,7 @@
     <w:r>
       <w:tab/>
       <w:tab/>
-      <w:t>2025-06-22</w:t>
+      <w:t>2025-06-23</w:t>
       <w:br/>
       <w:br/>
     </w:r>

--- a/klagomål/A 2517-2025 FSC-klagomål.docx
+++ b/klagomål/A 2517-2025 FSC-klagomål.docx
@@ -1019,7 +1019,7 @@
     <w:r>
       <w:tab/>
       <w:tab/>
-      <w:t>2025-06-23</w:t>
+      <w:t>2025-06-24</w:t>
       <w:br/>
       <w:br/>
     </w:r>

--- a/klagomål/A 2517-2025 FSC-klagomål.docx
+++ b/klagomål/A 2517-2025 FSC-klagomål.docx
@@ -1019,7 +1019,7 @@
     <w:r>
       <w:tab/>
       <w:tab/>
-      <w:t>2025-06-24</w:t>
+      <w:t>2025-06-25</w:t>
       <w:br/>
       <w:br/>
     </w:r>

--- a/klagomål/A 2517-2025 FSC-klagomål.docx
+++ b/klagomål/A 2517-2025 FSC-klagomål.docx
@@ -1019,7 +1019,7 @@
     <w:r>
       <w:tab/>
       <w:tab/>
-      <w:t>2025-06-25</w:t>
+      <w:t>2025-06-26</w:t>
       <w:br/>
       <w:br/>
     </w:r>

--- a/klagomål/A 2517-2025 FSC-klagomål.docx
+++ b/klagomål/A 2517-2025 FSC-klagomål.docx
@@ -1019,7 +1019,7 @@
     <w:r>
       <w:tab/>
       <w:tab/>
-      <w:t>2025-06-26</w:t>
+      <w:t>2025-06-27</w:t>
       <w:br/>
       <w:br/>
     </w:r>

--- a/klagomål/A 2517-2025 FSC-klagomål.docx
+++ b/klagomål/A 2517-2025 FSC-klagomål.docx
@@ -1019,7 +1019,7 @@
     <w:r>
       <w:tab/>
       <w:tab/>
-      <w:t>2025-06-27</w:t>
+      <w:t>2025-06-28</w:t>
       <w:br/>
       <w:br/>
     </w:r>

--- a/klagomål/A 2517-2025 FSC-klagomål.docx
+++ b/klagomål/A 2517-2025 FSC-klagomål.docx
@@ -1019,7 +1019,7 @@
     <w:r>
       <w:tab/>
       <w:tab/>
-      <w:t>2025-06-28</w:t>
+      <w:t>2025-06-29</w:t>
       <w:br/>
       <w:br/>
     </w:r>

--- a/klagomål/A 2517-2025 FSC-klagomål.docx
+++ b/klagomål/A 2517-2025 FSC-klagomål.docx
@@ -1019,7 +1019,7 @@
     <w:r>
       <w:tab/>
       <w:tab/>
-      <w:t>2025-06-29</w:t>
+      <w:t>2025-06-30</w:t>
       <w:br/>
       <w:br/>
     </w:r>

--- a/klagomål/A 2517-2025 FSC-klagomål.docx
+++ b/klagomål/A 2517-2025 FSC-klagomål.docx
@@ -1019,7 +1019,7 @@
     <w:r>
       <w:tab/>
       <w:tab/>
-      <w:t>2025-06-30</w:t>
+      <w:t>2025-07-01</w:t>
       <w:br/>
       <w:br/>
     </w:r>

--- a/klagomål/A 2517-2025 FSC-klagomål.docx
+++ b/klagomål/A 2517-2025 FSC-klagomål.docx
@@ -1019,7 +1019,7 @@
     <w:r>
       <w:tab/>
       <w:tab/>
-      <w:t>2025-07-01</w:t>
+      <w:t>2025-07-02</w:t>
       <w:br/>
       <w:br/>
     </w:r>

--- a/klagomål/A 2517-2025 FSC-klagomål.docx
+++ b/klagomål/A 2517-2025 FSC-klagomål.docx
@@ -1019,7 +1019,7 @@
     <w:r>
       <w:tab/>
       <w:tab/>
-      <w:t>2025-07-02</w:t>
+      <w:t>2025-07-03</w:t>
       <w:br/>
       <w:br/>
     </w:r>

--- a/klagomål/A 2517-2025 FSC-klagomål.docx
+++ b/klagomål/A 2517-2025 FSC-klagomål.docx
@@ -1019,7 +1019,7 @@
     <w:r>
       <w:tab/>
       <w:tab/>
-      <w:t>2025-07-03</w:t>
+      <w:t>2025-07-04</w:t>
       <w:br/>
       <w:br/>
     </w:r>

--- a/klagomål/A 2517-2025 FSC-klagomål.docx
+++ b/klagomål/A 2517-2025 FSC-klagomål.docx
@@ -1019,7 +1019,7 @@
     <w:r>
       <w:tab/>
       <w:tab/>
-      <w:t>2025-07-04</w:t>
+      <w:t>2025-07-05</w:t>
       <w:br/>
       <w:br/>
     </w:r>

--- a/klagomål/A 2517-2025 FSC-klagomål.docx
+++ b/klagomål/A 2517-2025 FSC-klagomål.docx
@@ -1019,7 +1019,7 @@
     <w:r>
       <w:tab/>
       <w:tab/>
-      <w:t>2025-07-05</w:t>
+      <w:t>2025-07-06</w:t>
       <w:br/>
       <w:br/>
     </w:r>

--- a/klagomål/A 2517-2025 FSC-klagomål.docx
+++ b/klagomål/A 2517-2025 FSC-klagomål.docx
@@ -1019,7 +1019,7 @@
     <w:r>
       <w:tab/>
       <w:tab/>
-      <w:t>2025-07-06</w:t>
+      <w:t>2025-07-07</w:t>
       <w:br/>
       <w:br/>
     </w:r>

--- a/klagomål/A 2517-2025 FSC-klagomål.docx
+++ b/klagomål/A 2517-2025 FSC-klagomål.docx
@@ -1019,7 +1019,7 @@
     <w:r>
       <w:tab/>
       <w:tab/>
-      <w:t>2025-07-07</w:t>
+      <w:t>2025-07-08</w:t>
       <w:br/>
       <w:br/>
     </w:r>

--- a/klagomål/A 2517-2025 FSC-klagomål.docx
+++ b/klagomål/A 2517-2025 FSC-klagomål.docx
@@ -1019,7 +1019,7 @@
     <w:r>
       <w:tab/>
       <w:tab/>
-      <w:t>2025-07-08</w:t>
+      <w:t>2025-07-09</w:t>
       <w:br/>
       <w:br/>
     </w:r>

--- a/klagomål/A 2517-2025 FSC-klagomål.docx
+++ b/klagomål/A 2517-2025 FSC-klagomål.docx
@@ -1019,7 +1019,7 @@
     <w:r>
       <w:tab/>
       <w:tab/>
-      <w:t>2025-07-09</w:t>
+      <w:t>2025-07-11</w:t>
       <w:br/>
       <w:br/>
     </w:r>

--- a/klagomål/A 2517-2025 FSC-klagomål.docx
+++ b/klagomål/A 2517-2025 FSC-klagomål.docx
@@ -1019,7 +1019,7 @@
     <w:r>
       <w:tab/>
       <w:tab/>
-      <w:t>2025-07-11</w:t>
+      <w:t>2025-07-12</w:t>
       <w:br/>
       <w:br/>
     </w:r>

--- a/klagomål/A 2517-2025 FSC-klagomål.docx
+++ b/klagomål/A 2517-2025 FSC-klagomål.docx
@@ -1019,7 +1019,7 @@
     <w:r>
       <w:tab/>
       <w:tab/>
-      <w:t>2025-07-12</w:t>
+      <w:t>2025-07-13</w:t>
       <w:br/>
       <w:br/>
     </w:r>

--- a/klagomål/A 2517-2025 FSC-klagomål.docx
+++ b/klagomål/A 2517-2025 FSC-klagomål.docx
@@ -1019,7 +1019,7 @@
     <w:r>
       <w:tab/>
       <w:tab/>
-      <w:t>2025-07-13</w:t>
+      <w:t>2025-07-14</w:t>
       <w:br/>
       <w:br/>
     </w:r>

--- a/klagomål/A 2517-2025 FSC-klagomål.docx
+++ b/klagomål/A 2517-2025 FSC-klagomål.docx
@@ -1057,7 +1057,7 @@
     <w:r>
       <w:tab/>
       <w:tab/>
-      <w:t>2025-08-06</w:t>
+      <w:t>2025-08-09</w:t>
       <w:br/>
       <w:br/>
     </w:r>
